--- a/TP-KB-242-Dmytro-Kolenichenko .docx
+++ b/TP-KB-242-Dmytro-Kolenichenko .docx
@@ -3843,7 +3843,7 @@
     </w:p>
     <w:p>
       <w:pPr>
-        <w:spacing w:after="160"/>
+        <w:spacing w:after="160" w:beforeAutospacing="0" w:afterAutospacing="0"/>
         <w:jc w:val="center"/>
         <w:rPr>
           <w:rFonts w:ascii="Times New Roman" w:hAnsi="Times New Roman"/>
@@ -3877,15 +3877,7 @@
           <w:b w:val="1"/>
           <w:sz w:val="32"/>
         </w:rPr>
-        <w:t>Звіт до Теми №</w:t>
-      </w:r>
-      <w:r>
-        <w:rPr>
-          <w:rFonts w:ascii="Times New Roman" w:hAnsi="Times New Roman"/>
-          <w:b w:val="1"/>
-          <w:sz w:val="32"/>
-        </w:rPr>
-        <w:t>5</w:t>
+        <w:t>Звіт до Теми №5</w:t>
       </w:r>
     </w:p>
     <w:p>
@@ -3905,15 +3897,7 @@
           <w:b w:val="1"/>
           <w:sz w:val="32"/>
         </w:rPr>
-        <w:t>Б</w:t>
-      </w:r>
-      <w:r>
-        <w:rPr>
-          <w:rFonts w:ascii="Times New Roman" w:hAnsi="Times New Roman"/>
-          <w:b w:val="1"/>
-          <w:sz w:val="32"/>
-        </w:rPr>
-        <w:t>ібліотеки</w:t>
+        <w:t>Бібліотеки</w:t>
       </w:r>
     </w:p>
     <w:p>
@@ -3930,21 +3914,7 @@
           <w:rFonts w:ascii="Times New Roman" w:hAnsi="Times New Roman"/>
           <w:sz w:val="28"/>
         </w:rPr>
-        <w:t>1)</w:t>
-      </w:r>
-      <w:r>
-        <w:rPr>
-          <w:rFonts w:ascii="Times New Roman" w:hAnsi="Times New Roman"/>
-          <w:sz w:val="28"/>
-        </w:rPr>
-        <w:t xml:space="preserve"> </w:t>
-      </w:r>
-      <w:r>
-        <w:rPr>
-          <w:rFonts w:ascii="Times New Roman" w:hAnsi="Times New Roman"/>
-          <w:sz w:val="28"/>
-        </w:rPr>
-        <w:t>Гра з комп’ютером: камінь, ножиці, папір. Програма виконує запит від користувача на введення одного із значень ["stone", "scissor", "paper"]. Наступним кроком, використовуючи модуль random, програма у випадковому порядку вибирає одне із значень ["stone", "scissor", "paper"]. В залежності від умови, що камінь перемагає ножиці, ножиці перемагають папір, а папір перемагає камінь визначити переможця.</w:t>
+        <w:t>1) Гра з комп’ютером: камінь, ножиці, папір. Програма виконує запит від користувача на введення одного із значень ["stone", "scissor", "paper"]. Наступним кроком, використовуючи модуль random, програма у випадковому порядку вибирає одне із значень ["stone", "scissor", "paper"]. В залежності від умови, що камінь перемагає ножиці, ножиці перемагають папір, а папір перемагає камінь визначити переможця.</w:t>
       </w:r>
     </w:p>
     <w:p>
@@ -3963,15 +3933,7 @@
           <w:b w:val="1"/>
           <w:sz w:val="28"/>
         </w:rPr>
-        <w:t xml:space="preserve">Хід </w:t>
-      </w:r>
-      <w:r>
-        <w:rPr>
-          <w:rFonts w:ascii="Times New Roman" w:hAnsi="Times New Roman"/>
-          <w:b w:val="1"/>
-          <w:sz w:val="28"/>
-        </w:rPr>
-        <w:t>виконання програми:</w:t>
+        <w:t>Хід виконання програми:</w:t>
       </w:r>
     </w:p>
     <w:p>
@@ -4081,7 +4043,7 @@
     </w:p>
     <w:p>
       <w:pPr>
-        <w:spacing w:after="160"/>
+        <w:spacing w:after="160" w:beforeAutospacing="0" w:afterAutospacing="0"/>
         <w:ind w:firstLine="564"/>
         <w:jc w:val="both"/>
         <w:rPr>
@@ -4101,7 +4063,7 @@
     </w:p>
     <w:p>
       <w:pPr>
-        <w:spacing w:after="160"/>
+        <w:spacing w:after="160" w:beforeAutospacing="0" w:afterAutospacing="0"/>
         <w:ind w:firstLine="564"/>
         <w:jc w:val="both"/>
         <w:rPr>
@@ -4148,7 +4110,7 @@
     </w:p>
     <w:p>
       <w:pPr>
-        <w:spacing w:after="160"/>
+        <w:spacing w:after="160" w:beforeAutospacing="0" w:afterAutospacing="0"/>
         <w:ind w:firstLine="564"/>
         <w:jc w:val="both"/>
         <w:rPr>
@@ -4163,28 +4125,12 @@
           <w:b w:val="1"/>
           <w:sz w:val="28"/>
         </w:rPr>
-        <w:t>Скр</w:t>
-      </w:r>
-      <w:r>
-        <w:rPr>
-          <w:rFonts w:ascii="Times New Roman" w:hAnsi="Times New Roman"/>
-          <w:b w:val="1"/>
-          <w:sz w:val="28"/>
-        </w:rPr>
-        <w:t>іншот з G</w:t>
-      </w:r>
-      <w:r>
-        <w:rPr>
-          <w:rFonts w:ascii="Times New Roman" w:hAnsi="Times New Roman"/>
-          <w:b w:val="1"/>
-          <w:sz w:val="28"/>
-        </w:rPr>
-        <w:t>itHub:</w:t>
-      </w:r>
-    </w:p>
-    <w:p>
-      <w:pPr>
-        <w:spacing w:after="160"/>
+        <w:t>Скріншот з GitHub:</w:t>
+      </w:r>
+    </w:p>
+    <w:p>
+      <w:pPr>
+        <w:spacing w:after="160" w:beforeAutospacing="0" w:afterAutospacing="0"/>
         <w:ind w:firstLine="564"/>
         <w:jc w:val="both"/>
         <w:rPr>
@@ -4228,7 +4174,7 @@
     <w:p>
       <w:pPr>
         <w:pStyle w:val="P1"/>
-        <w:spacing w:lineRule="auto" w:line="360" w:after="160"/>
+        <w:spacing w:lineRule="auto" w:line="360" w:after="160" w:beforeAutospacing="0" w:afterAutospacing="0"/>
         <w:ind w:firstLine="564" w:left="0"/>
         <w:rPr>
           <w:rFonts w:ascii="Times New Roman" w:hAnsi="Times New Roman"/>
@@ -4240,20 +4186,13 @@
           <w:rFonts w:ascii="Times New Roman" w:hAnsi="Times New Roman"/>
           <w:sz w:val="28"/>
         </w:rPr>
-        <w:t>2)</w:t>
-      </w:r>
-      <w:r>
-        <w:rPr>
-          <w:rFonts w:ascii="Times New Roman" w:hAnsi="Times New Roman"/>
-          <w:sz w:val="28"/>
-        </w:rPr>
-        <w:t>Програма конвертування іноземної валюти в українську гривню. Для отримання актуальних курсів валют необхідно використовувати API НБУ та модуль, що надає можливість виконувати запити до сторонніх сервісів requests. Достатня умова роботи – можливість конвертації для трьох іноземних валют EUR, USD, PLN. Користувачу надається можливість введення кількості та типу валюти, результат роботи програми – конвертоване значення в українських гривнях.</w:t>
+        <w:t>2)Програма конвертування іноземної валюти в українську гривню. Для отримання актуальних курсів валют необхідно використовувати API НБУ та модуль, що надає можливість виконувати запити до сторонніх сервісів requests. Достатня умова роботи – можливість конвертації для трьох іноземних валют EUR, USD, PLN. Користувачу надається можливість введення кількості та типу валюти, результат роботи програми – конвертоване значення в українських гривнях.</w:t>
       </w:r>
     </w:p>
     <w:p>
       <w:pPr>
         <w:pStyle w:val="P1"/>
-        <w:spacing w:lineRule="auto" w:line="360" w:after="160"/>
+        <w:spacing w:lineRule="auto" w:line="360" w:after="160" w:beforeAutospacing="0" w:afterAutospacing="0"/>
         <w:ind w:firstLine="564" w:left="0"/>
         <w:rPr>
           <w:rFonts w:ascii="Times New Roman" w:hAnsi="Times New Roman"/>
@@ -4264,7 +4203,7 @@
     <w:p>
       <w:pPr>
         <w:pStyle w:val="P1"/>
-        <w:spacing w:lineRule="auto" w:line="360" w:after="160"/>
+        <w:spacing w:lineRule="auto" w:line="360" w:after="160" w:beforeAutospacing="0" w:afterAutospacing="0"/>
         <w:ind w:firstLine="564" w:left="0"/>
         <w:rPr>
           <w:rFonts w:ascii="Times New Roman" w:hAnsi="Times New Roman"/>
@@ -4275,7 +4214,7 @@
     <w:p>
       <w:pPr>
         <w:pStyle w:val="P1"/>
-        <w:spacing w:lineRule="auto" w:line="360" w:after="160"/>
+        <w:spacing w:lineRule="auto" w:line="360" w:after="160" w:beforeAutospacing="0" w:afterAutospacing="0"/>
         <w:ind w:firstLine="564" w:left="0"/>
         <w:rPr>
           <w:rFonts w:ascii="Times New Roman" w:hAnsi="Times New Roman"/>
@@ -4289,29 +4228,13 @@
           <w:b w:val="1"/>
           <w:sz w:val="28"/>
         </w:rPr>
-        <w:t>Хід ви</w:t>
-      </w:r>
-      <w:r>
-        <w:rPr>
-          <w:rFonts w:ascii="Times New Roman" w:hAnsi="Times New Roman"/>
-          <w:b w:val="1"/>
-          <w:sz w:val="28"/>
-        </w:rPr>
-        <w:t>конання програми</w:t>
-      </w:r>
-      <w:r>
-        <w:rPr>
-          <w:rFonts w:ascii="Times New Roman" w:hAnsi="Times New Roman"/>
-          <w:b w:val="1"/>
-          <w:sz w:val="28"/>
-        </w:rPr>
-        <w:t>:</w:t>
+        <w:t>Хід виконання програми:</w:t>
       </w:r>
     </w:p>
     <w:p>
       <w:pPr>
         <w:pStyle w:val="P1"/>
-        <w:spacing w:lineRule="auto" w:line="360" w:after="160"/>
+        <w:spacing w:lineRule="auto" w:line="360" w:after="160" w:beforeAutospacing="0" w:afterAutospacing="0"/>
         <w:ind w:firstLine="564" w:left="0"/>
         <w:rPr>
           <w:rFonts w:ascii="Times New Roman" w:hAnsi="Times New Roman"/>
@@ -4355,7 +4278,7 @@
     <w:p>
       <w:pPr>
         <w:pStyle w:val="P1"/>
-        <w:spacing w:lineRule="auto" w:line="360" w:after="160"/>
+        <w:spacing w:lineRule="auto" w:line="360" w:after="160" w:beforeAutospacing="0" w:afterAutospacing="0"/>
         <w:ind w:firstLine="564" w:left="0"/>
         <w:rPr>
           <w:rFonts w:ascii="Times New Roman" w:hAnsi="Times New Roman"/>
@@ -4369,21 +4292,13 @@
           <w:b w:val="1"/>
           <w:sz w:val="28"/>
         </w:rPr>
-        <w:t>Текст програми</w:t>
-      </w:r>
-      <w:r>
-        <w:rPr>
-          <w:rFonts w:ascii="Times New Roman" w:hAnsi="Times New Roman"/>
-          <w:b w:val="1"/>
-          <w:sz w:val="28"/>
-        </w:rPr>
-        <w:t>:</w:t>
+        <w:t>Текст програми:</w:t>
       </w:r>
     </w:p>
     <w:p>
       <w:pPr>
         <w:pStyle w:val="P1"/>
-        <w:spacing w:lineRule="auto" w:line="360" w:after="160"/>
+        <w:spacing w:lineRule="auto" w:line="360" w:after="160" w:beforeAutospacing="0" w:afterAutospacing="0"/>
         <w:ind w:firstLine="564" w:left="0"/>
         <w:rPr>
           <w:rFonts w:ascii="Times New Roman" w:hAnsi="Times New Roman"/>
@@ -4426,7 +4341,7 @@
     </w:p>
     <w:p>
       <w:pPr>
-        <w:spacing w:after="160"/>
+        <w:spacing w:after="160" w:beforeAutospacing="0" w:afterAutospacing="0"/>
         <w:ind w:firstLine="564"/>
         <w:jc w:val="both"/>
         <w:rPr>
@@ -4552,7 +4467,7 @@
     </w:p>
     <w:p>
       <w:pPr>
-        <w:spacing w:after="160"/>
+        <w:spacing w:after="160" w:beforeAutospacing="0" w:afterAutospacing="0"/>
         <w:ind w:firstLine="564"/>
         <w:jc w:val="both"/>
         <w:rPr>
@@ -4616,7 +4531,7 @@
     <w:p>
       <w:pPr>
         <w:pStyle w:val="P1"/>
-        <w:spacing w:lineRule="auto" w:line="360" w:after="160"/>
+        <w:spacing w:lineRule="auto" w:line="360" w:after="160" w:beforeAutospacing="0" w:afterAutospacing="0"/>
         <w:ind w:firstLine="564" w:left="0"/>
         <w:jc w:val="both"/>
         <w:rPr>
@@ -4629,20 +4544,13 @@
           <w:rFonts w:ascii="Times New Roman" w:hAnsi="Times New Roman"/>
           <w:sz w:val="28"/>
         </w:rPr>
-        <w:t>3)</w:t>
-      </w:r>
-      <w:r>
-        <w:rPr>
-          <w:rFonts w:ascii="Times New Roman" w:hAnsi="Times New Roman"/>
-          <w:sz w:val="28"/>
-        </w:rPr>
-        <w:t>Використання модулів для програми калькулятор. Функції додавання, віднімання, множення та ділення перенести в файл functions.py. Функції запиту на введення даних для операцій та самих операцій перемістити в файл operations.py. Програму калькулятор реалізувати в файлі calc.py, до якого підключають файл functions.py та operations.py.</w:t>
+        <w:t>3)Використання модулів для програми калькулятор. Функції додавання, віднімання, множення та ділення перенести в файл functions.py. Функції запиту на введення даних для операцій та самих операцій перемістити в файл operations.py. Програму калькулятор реалізувати в файлі calc.py, до якого підключають файл functions.py та operations.py.</w:t>
       </w:r>
     </w:p>
     <w:p>
       <w:pPr>
         <w:pStyle w:val="P1"/>
-        <w:spacing w:lineRule="auto" w:line="360" w:after="160"/>
+        <w:spacing w:lineRule="auto" w:line="360" w:after="160" w:beforeAutospacing="0" w:afterAutospacing="0"/>
         <w:ind w:firstLine="564" w:left="0"/>
         <w:jc w:val="both"/>
         <w:rPr>
@@ -4663,7 +4571,7 @@
     <w:p>
       <w:pPr>
         <w:pStyle w:val="P1"/>
-        <w:spacing w:lineRule="auto" w:line="360" w:after="160"/>
+        <w:spacing w:lineRule="auto" w:line="360" w:after="160" w:beforeAutospacing="0" w:afterAutospacing="0"/>
         <w:ind w:firstLine="564" w:left="0"/>
         <w:jc w:val="both"/>
         <w:rPr>
@@ -4708,7 +4616,7 @@
     <w:p>
       <w:pPr>
         <w:pStyle w:val="P1"/>
-        <w:spacing w:lineRule="auto" w:line="360" w:after="160"/>
+        <w:spacing w:lineRule="auto" w:line="360" w:after="160" w:beforeAutospacing="0" w:afterAutospacing="0"/>
         <w:ind w:firstLine="564" w:left="0"/>
         <w:jc w:val="both"/>
         <w:rPr>
@@ -4721,7 +4629,7 @@
     <w:p>
       <w:pPr>
         <w:pStyle w:val="P1"/>
-        <w:spacing w:lineRule="auto" w:line="360" w:after="160"/>
+        <w:spacing w:lineRule="auto" w:line="360" w:after="160" w:beforeAutospacing="0" w:afterAutospacing="0"/>
         <w:ind w:firstLine="564" w:left="0"/>
         <w:jc w:val="both"/>
         <w:rPr>
@@ -4734,7 +4642,7 @@
     <w:p>
       <w:pPr>
         <w:pStyle w:val="P1"/>
-        <w:spacing w:lineRule="auto" w:line="360" w:after="160"/>
+        <w:spacing w:lineRule="auto" w:line="360" w:after="160" w:beforeAutospacing="0" w:afterAutospacing="0"/>
         <w:ind w:firstLine="564" w:left="0"/>
         <w:jc w:val="both"/>
         <w:rPr>
@@ -4747,7 +4655,7 @@
     <w:p>
       <w:pPr>
         <w:pStyle w:val="P1"/>
-        <w:spacing w:lineRule="auto" w:line="360" w:after="160"/>
+        <w:spacing w:lineRule="auto" w:line="360" w:after="160" w:beforeAutospacing="0" w:afterAutospacing="0"/>
         <w:ind w:firstLine="564" w:left="0"/>
         <w:jc w:val="both"/>
         <w:rPr>
@@ -4760,7 +4668,7 @@
     <w:p>
       <w:pPr>
         <w:pStyle w:val="P1"/>
-        <w:spacing w:lineRule="auto" w:line="360" w:after="160"/>
+        <w:spacing w:lineRule="auto" w:line="360" w:after="160" w:beforeAutospacing="0" w:afterAutospacing="0"/>
         <w:ind w:firstLine="564" w:left="0"/>
         <w:jc w:val="both"/>
         <w:rPr>
@@ -4773,7 +4681,7 @@
     <w:p>
       <w:pPr>
         <w:pStyle w:val="P1"/>
-        <w:spacing w:lineRule="auto" w:line="360" w:after="160"/>
+        <w:spacing w:lineRule="auto" w:line="360" w:after="160" w:beforeAutospacing="0" w:afterAutospacing="0"/>
         <w:ind w:firstLine="564" w:left="0"/>
         <w:jc w:val="both"/>
         <w:rPr>
@@ -4786,7 +4694,7 @@
     <w:p>
       <w:pPr>
         <w:pStyle w:val="P1"/>
-        <w:spacing w:lineRule="auto" w:line="360" w:after="160"/>
+        <w:spacing w:lineRule="auto" w:line="360" w:after="160" w:beforeAutospacing="0" w:afterAutospacing="0"/>
         <w:ind w:firstLine="564" w:left="0"/>
         <w:jc w:val="both"/>
         <w:rPr>
@@ -4801,21 +4709,13 @@
           <w:b w:val="1"/>
           <w:sz w:val="28"/>
         </w:rPr>
-        <w:t>Текст п</w:t>
-      </w:r>
-      <w:r>
-        <w:rPr>
-          <w:rFonts w:ascii="Times New Roman" w:hAnsi="Times New Roman"/>
-          <w:b w:val="1"/>
-          <w:sz w:val="28"/>
-        </w:rPr>
-        <w:t>рограми:</w:t>
+        <w:t>Текст програми:</w:t>
       </w:r>
     </w:p>
     <w:p>
       <w:pPr>
         <w:pStyle w:val="P1"/>
-        <w:spacing w:lineRule="auto" w:line="360" w:after="160"/>
+        <w:spacing w:lineRule="auto" w:line="360" w:after="160" w:beforeAutospacing="0" w:afterAutospacing="0"/>
         <w:ind w:firstLine="564" w:left="0"/>
         <w:jc w:val="center"/>
         <w:rPr>
@@ -4860,7 +4760,7 @@
     <w:p>
       <w:pPr>
         <w:pStyle w:val="P1"/>
-        <w:spacing w:lineRule="auto" w:line="360" w:after="160"/>
+        <w:spacing w:lineRule="auto" w:line="360" w:after="160" w:beforeAutospacing="0" w:afterAutospacing="0"/>
         <w:ind w:firstLine="564" w:left="0"/>
         <w:jc w:val="center"/>
         <w:rPr>
@@ -4905,7 +4805,7 @@
     <w:p>
       <w:pPr>
         <w:pStyle w:val="P1"/>
-        <w:spacing w:lineRule="auto" w:line="360" w:after="160"/>
+        <w:spacing w:lineRule="auto" w:line="360" w:after="160" w:beforeAutospacing="0" w:afterAutospacing="0"/>
         <w:ind w:firstLine="564" w:left="0"/>
         <w:jc w:val="center"/>
         <w:rPr>
@@ -4971,7 +4871,7 @@
     </w:p>
     <w:p>
       <w:pPr>
-        <w:spacing w:after="160"/>
+        <w:spacing w:after="160" w:beforeAutospacing="0" w:afterAutospacing="0"/>
         <w:ind w:firstLine="564"/>
         <w:jc w:val="both"/>
         <w:rPr>
@@ -4991,7 +4891,7 @@
     </w:p>
     <w:p>
       <w:pPr>
-        <w:spacing w:after="160"/>
+        <w:spacing w:after="160" w:beforeAutospacing="0" w:afterAutospacing="0"/>
         <w:ind w:firstLine="564"/>
         <w:jc w:val="both"/>
         <w:rPr>
@@ -5208,53 +5108,324 @@
           <w:b w:val="0"/>
           <w:sz w:val="28"/>
         </w:rPr>
-        <w:t>Навчився працювати з бібліотеками</w:t>
-      </w:r>
-      <w:r>
+        <w:t>Навчився працювати з бібліотеками та API.</w:t>
+      </w:r>
+    </w:p>
+    <w:p>
+      <w:pPr>
+        <w:spacing w:after="160"/>
+        <w:jc w:val="center"/>
+        <w:rPr>
+          <w:rFonts w:ascii="Times New Roman" w:hAnsi="Times New Roman"/>
+          <w:b w:val="1"/>
+          <w:sz w:val="36"/>
+        </w:rPr>
+      </w:pPr>
+      <w:r>
+        <w:rPr>
+          <w:rFonts w:ascii="Times New Roman" w:hAnsi="Times New Roman"/>
+          <w:b w:val="1"/>
+          <w:sz w:val="36"/>
+        </w:rPr>
+        <w:t>Звіт про виконання практичних завдань до лекцій з курсу Технології програмування на мові Python</w:t>
+      </w:r>
+    </w:p>
+    <w:p>
+      <w:pPr>
+        <w:spacing w:lineRule="auto" w:line="360" w:after="160"/>
+        <w:jc w:val="center"/>
+        <w:rPr>
+          <w:rFonts w:ascii="Times New Roman" w:hAnsi="Times New Roman"/>
+          <w:b w:val="1"/>
+          <w:sz w:val="32"/>
+        </w:rPr>
+      </w:pPr>
+      <w:r>
+        <w:rPr>
+          <w:rFonts w:ascii="Times New Roman" w:hAnsi="Times New Roman"/>
+          <w:b w:val="1"/>
+          <w:sz w:val="32"/>
+        </w:rPr>
+        <w:t>Звіт до Теми №</w:t>
+      </w:r>
+      <w:r>
+        <w:rPr>
+          <w:rFonts w:ascii="Times New Roman" w:hAnsi="Times New Roman"/>
+          <w:b w:val="1"/>
+          <w:sz w:val="32"/>
+        </w:rPr>
+        <w:t>6</w:t>
+      </w:r>
+    </w:p>
+    <w:p>
+      <w:pPr>
+        <w:spacing w:lineRule="auto" w:line="360" w:after="160"/>
+        <w:jc w:val="center"/>
+        <w:rPr>
+          <w:rFonts w:ascii="Times New Roman" w:hAnsi="Times New Roman"/>
+          <w:b w:val="1"/>
+          <w:sz w:val="32"/>
+        </w:rPr>
+      </w:pPr>
+      <w:r>
+        <w:rPr>
+          <w:rFonts w:ascii="Times New Roman" w:hAnsi="Times New Roman"/>
+          <w:b w:val="1"/>
+          <w:sz w:val="32"/>
+        </w:rPr>
+        <w:t>Робота з файлами</w:t>
+      </w:r>
+    </w:p>
+    <w:p>
+      <w:pPr>
+        <w:spacing w:lineRule="auto" w:line="360" w:after="160"/>
+        <w:ind w:firstLine="564"/>
+        <w:jc w:val="both"/>
         <w:rPr>
           <w:rFonts w:ascii="Times New Roman" w:hAnsi="Times New Roman"/>
           <w:b w:val="0"/>
           <w:sz w:val="28"/>
         </w:rPr>
-        <w:t xml:space="preserve"> та </w:t>
-      </w:r>
-      <w:r>
+      </w:pPr>
+      <w:r>
+        <w:rPr>
+          <w:rFonts w:ascii="Times New Roman" w:hAnsi="Times New Roman"/>
+          <w:sz w:val="28"/>
+        </w:rPr>
+        <w:t>1)</w:t>
+      </w:r>
+      <w:r>
+        <w:rPr>
+          <w:rFonts w:ascii="Times New Roman" w:hAnsi="Times New Roman"/>
+          <w:sz w:val="28"/>
+        </w:rPr>
+        <w:t>Розробити механізм логування всіх дій, що виконує програма. Забезпечити зберігання інформації про введені данні, виконану операцію та результат виконання операції над даними.</w:t>
+      </w:r>
+    </w:p>
+    <w:p>
+      <w:pPr>
+        <w:pStyle w:val="P1"/>
+        <w:spacing w:lineRule="auto" w:line="360" w:after="160"/>
+        <w:ind w:firstLine="564" w:left="0"/>
+        <w:jc w:val="both"/>
+        <w:rPr>
+          <w:rFonts w:ascii="Times New Roman" w:hAnsi="Times New Roman"/>
+          <w:b w:val="1"/>
+          <w:sz w:val="28"/>
+        </w:rPr>
+      </w:pPr>
+      <w:r>
+        <w:rPr>
+          <w:rFonts w:ascii="Times New Roman" w:hAnsi="Times New Roman"/>
+          <w:b w:val="1"/>
+          <w:sz w:val="28"/>
+        </w:rPr>
+        <w:t>Хід виконання програми:</w:t>
+      </w:r>
+    </w:p>
+    <w:p>
+      <w:pPr>
+        <w:ind w:firstLine="564"/>
+        <w:jc w:val="both"/>
         <w:rPr>
           <w:rFonts w:ascii="Times New Roman" w:hAnsi="Times New Roman"/>
           <w:b w:val="0"/>
           <w:sz w:val="28"/>
         </w:rPr>
-        <w:t>A</w:t>
-      </w:r>
-      <w:r>
+      </w:pPr>
+      <w:r>
+        <w:drawing>
+          <wp:inline xmlns:wp="http://schemas.openxmlformats.org/drawingml/2006/wordprocessingDrawing">
+            <wp:extent cx="5676900" cy="3310255"/>
+            <wp:docPr id="47" name="Picture 47"/>
+            <a:graphic xmlns:a="http://schemas.openxmlformats.org/drawingml/2006/main">
+              <a:graphicData uri="http://schemas.openxmlformats.org/drawingml/2006/picture">
+                <pic:pic xmlns:pic="http://schemas.openxmlformats.org/drawingml/2006/picture">
+                  <pic:nvPicPr>
+                    <pic:cNvPr id="47" name="Picture 47"/>
+                    <pic:cNvPicPr/>
+                  </pic:nvPicPr>
+                  <pic:blipFill>
+                    <a:blip xmlns:r="http://schemas.openxmlformats.org/officeDocument/2006/relationships" r:embed="Relimage47"/>
+                    <a:stretch>
+                      <a:fillRect/>
+                    </a:stretch>
+                  </pic:blipFill>
+                  <pic:spPr>
+                    <a:xfrm>
+                      <a:off x="0" y="0"/>
+                      <a:ext cx="5676900" cy="3310255"/>
+                    </a:xfrm>
+                    <a:prstGeom prst="rect"/>
+                    <a:noFill/>
+                  </pic:spPr>
+                </pic:pic>
+              </a:graphicData>
+            </a:graphic>
+          </wp:inline>
+        </w:drawing>
+      </w:r>
+    </w:p>
+    <w:p>
+      <w:pPr>
+        <w:ind w:firstLine="564"/>
+        <w:jc w:val="both"/>
+        <w:rPr>
+          <w:rFonts w:ascii="Times New Roman" w:hAnsi="Times New Roman"/>
+          <w:b w:val="1"/>
+          <w:sz w:val="32"/>
+        </w:rPr>
+      </w:pPr>
+      <w:r>
+        <w:rPr>
+          <w:rFonts w:ascii="Times New Roman" w:hAnsi="Times New Roman"/>
+          <w:b w:val="1"/>
+          <w:sz w:val="32"/>
+        </w:rPr>
+        <w:t>Текст програми</w:t>
+      </w:r>
+      <w:r>
+        <w:rPr>
+          <w:rFonts w:ascii="Times New Roman" w:hAnsi="Times New Roman"/>
+          <w:b w:val="1"/>
+          <w:sz w:val="32"/>
+        </w:rPr>
+        <w:t>:</w:t>
+      </w:r>
+    </w:p>
+    <w:p>
+      <w:pPr>
+        <w:ind w:firstLine="564"/>
+        <w:jc w:val="center"/>
         <w:rPr>
           <w:rFonts w:ascii="Times New Roman" w:hAnsi="Times New Roman"/>
           <w:b w:val="0"/>
           <w:sz w:val="28"/>
         </w:rPr>
-        <w:t>P</w:t>
-      </w:r>
-      <w:r>
+      </w:pPr>
+      <w:r>
+        <w:drawing>
+          <wp:inline xmlns:wp="http://schemas.openxmlformats.org/drawingml/2006/wordprocessingDrawing">
+            <wp:extent cx="2918460" cy="1859280"/>
+            <wp:docPr id="48" name="Picture 48"/>
+            <a:graphic xmlns:a="http://schemas.openxmlformats.org/drawingml/2006/main">
+              <a:graphicData uri="http://schemas.openxmlformats.org/drawingml/2006/picture">
+                <pic:pic xmlns:pic="http://schemas.openxmlformats.org/drawingml/2006/picture">
+                  <pic:nvPicPr>
+                    <pic:cNvPr id="48" name="Picture 48"/>
+                    <pic:cNvPicPr/>
+                  </pic:nvPicPr>
+                  <pic:blipFill>
+                    <a:blip xmlns:r="http://schemas.openxmlformats.org/officeDocument/2006/relationships" r:embed="Relimage42"/>
+                    <a:stretch>
+                      <a:fillRect/>
+                    </a:stretch>
+                  </pic:blipFill>
+                  <pic:spPr>
+                    <a:xfrm>
+                      <a:off x="0" y="0"/>
+                      <a:ext cx="2918460" cy="1859280"/>
+                    </a:xfrm>
+                    <a:prstGeom prst="rect"/>
+                    <a:noFill/>
+                  </pic:spPr>
+                </pic:pic>
+              </a:graphicData>
+            </a:graphic>
+          </wp:inline>
+        </w:drawing>
+      </w:r>
+    </w:p>
+    <w:p>
+      <w:pPr>
+        <w:ind w:hanging="0"/>
+        <w:jc w:val="center"/>
         <w:rPr>
           <w:rFonts w:ascii="Times New Roman" w:hAnsi="Times New Roman"/>
           <w:b w:val="0"/>
           <w:sz w:val="28"/>
         </w:rPr>
-        <w:t>I</w:t>
-      </w:r>
-      <w:r>
+      </w:pPr>
+      <w:r>
+        <w:drawing>
+          <wp:inline xmlns:wp="http://schemas.openxmlformats.org/drawingml/2006/wordprocessingDrawing">
+            <wp:extent cx="4145280" cy="5494020"/>
+            <wp:docPr id="49" name="Picture 49"/>
+            <a:graphic xmlns:a="http://schemas.openxmlformats.org/drawingml/2006/main">
+              <a:graphicData uri="http://schemas.openxmlformats.org/drawingml/2006/picture">
+                <pic:pic xmlns:pic="http://schemas.openxmlformats.org/drawingml/2006/picture">
+                  <pic:nvPicPr>
+                    <pic:cNvPr id="49" name="Picture 49"/>
+                    <pic:cNvPicPr/>
+                  </pic:nvPicPr>
+                  <pic:blipFill>
+                    <a:blip xmlns:r="http://schemas.openxmlformats.org/officeDocument/2006/relationships" r:embed="Relimage48"/>
+                    <a:stretch>
+                      <a:fillRect/>
+                    </a:stretch>
+                  </pic:blipFill>
+                  <pic:spPr>
+                    <a:xfrm>
+                      <a:off x="0" y="0"/>
+                      <a:ext cx="4145280" cy="5494020"/>
+                    </a:xfrm>
+                    <a:prstGeom prst="rect"/>
+                    <a:noFill/>
+                  </pic:spPr>
+                </pic:pic>
+              </a:graphicData>
+            </a:graphic>
+          </wp:inline>
+        </w:drawing>
+      </w:r>
+    </w:p>
+    <w:p>
+      <w:pPr>
+        <w:ind w:firstLine="564"/>
+        <w:jc w:val="center"/>
         <w:rPr>
           <w:rFonts w:ascii="Times New Roman" w:hAnsi="Times New Roman"/>
           <w:b w:val="0"/>
           <w:sz w:val="28"/>
         </w:rPr>
-        <w:t>.</w:t>
+      </w:pPr>
+      <w:r>
+        <w:drawing>
+          <wp:inline xmlns:wp="http://schemas.openxmlformats.org/drawingml/2006/wordprocessingDrawing">
+            <wp:extent cx="3916680" cy="2651760"/>
+            <wp:docPr id="50" name="Picture 50"/>
+            <a:graphic xmlns:a="http://schemas.openxmlformats.org/drawingml/2006/main">
+              <a:graphicData uri="http://schemas.openxmlformats.org/drawingml/2006/picture">
+                <pic:pic xmlns:pic="http://schemas.openxmlformats.org/drawingml/2006/picture">
+                  <pic:nvPicPr>
+                    <pic:cNvPr id="50" name="Picture 50"/>
+                    <pic:cNvPicPr/>
+                  </pic:nvPicPr>
+                  <pic:blipFill>
+                    <a:blip xmlns:r="http://schemas.openxmlformats.org/officeDocument/2006/relationships" r:embed="Relimage49"/>
+                    <a:stretch>
+                      <a:fillRect/>
+                    </a:stretch>
+                  </pic:blipFill>
+                  <pic:spPr>
+                    <a:xfrm>
+                      <a:off x="0" y="0"/>
+                      <a:ext cx="3916680" cy="2651760"/>
+                    </a:xfrm>
+                    <a:prstGeom prst="rect"/>
+                    <a:noFill/>
+                  </pic:spPr>
+                </pic:pic>
+              </a:graphicData>
+            </a:graphic>
+          </wp:inline>
+        </w:drawing>
       </w:r>
     </w:p>
     <w:p>
       <w:pPr>
         <w:ind w:firstLine="564"/>
-        <w:jc w:val="both"/>
+        <w:jc w:val="center"/>
         <w:rPr>
           <w:rFonts w:ascii="Times New Roman" w:hAnsi="Times New Roman"/>
           <w:b w:val="0"/>
@@ -5264,7 +5435,383 @@
     </w:p>
     <w:p>
       <w:pPr>
+        <w:spacing w:after="160"/>
         <w:ind w:firstLine="564"/>
+        <w:jc w:val="both"/>
+        <w:rPr>
+          <w:rFonts w:ascii="Times New Roman" w:hAnsi="Times New Roman"/>
+          <w:b w:val="1"/>
+          <w:sz w:val="32"/>
+        </w:rPr>
+      </w:pPr>
+      <w:r>
+        <w:rPr>
+          <w:rFonts w:ascii="Times New Roman" w:hAnsi="Times New Roman"/>
+          <w:b w:val="1"/>
+          <w:sz w:val="32"/>
+        </w:rPr>
+        <w:t>Посилання на github:</w:t>
+      </w:r>
+    </w:p>
+    <w:p>
+      <w:pPr>
+        <w:ind w:firstLine="564"/>
+        <w:jc w:val="both"/>
+        <w:rPr>
+          <w:rFonts w:ascii="Times New Roman" w:hAnsi="Times New Roman"/>
+          <w:sz w:val="28"/>
+        </w:rPr>
+      </w:pPr>
+      <w:r>
+        <w:rPr>
+          <w:rFonts w:ascii="Times New Roman" w:hAnsi="Times New Roman"/>
+          <w:sz w:val="28"/>
+        </w:rPr>
+        <w:fldChar w:fldCharType="begin"/>
+      </w:r>
+      <w:r>
+        <w:rPr>
+          <w:rFonts w:ascii="Times New Roman" w:hAnsi="Times New Roman"/>
+          <w:sz w:val="28"/>
+        </w:rPr>
+        <w:instrText>HYPERLINK "https://github.com/XXDXYX/TP-KB-242-Kolenichenko-Dmytro.git"</w:instrText>
+      </w:r>
+      <w:r>
+        <w:rPr>
+          <w:rFonts w:ascii="Times New Roman" w:hAnsi="Times New Roman"/>
+          <w:sz w:val="28"/>
+        </w:rPr>
+        <w:fldChar w:fldCharType="separate"/>
+      </w:r>
+      <w:r>
+        <w:rPr>
+          <w:rStyle w:val="C2"/>
+          <w:rFonts w:ascii="Times New Roman" w:hAnsi="Times New Roman"/>
+          <w:sz w:val="28"/>
+        </w:rPr>
+        <w:t>https://github.com/XXDXYX/TP-KB-242-Kolenichenko-Dmytro.git</w:t>
+      </w:r>
+      <w:r>
+        <w:rPr>
+          <w:rFonts w:ascii="Times New Roman" w:hAnsi="Times New Roman"/>
+          <w:sz w:val="28"/>
+        </w:rPr>
+        <w:fldChar w:fldCharType="end"/>
+      </w:r>
+    </w:p>
+    <w:p>
+      <w:pPr>
+        <w:spacing w:after="160"/>
+        <w:ind w:firstLine="564"/>
+        <w:jc w:val="both"/>
+        <w:rPr>
+          <w:rFonts w:ascii="Times New Roman" w:hAnsi="Times New Roman"/>
+          <w:b w:val="1"/>
+          <w:sz w:val="32"/>
+        </w:rPr>
+      </w:pPr>
+      <w:r>
+        <w:rPr>
+          <w:rFonts w:ascii="Times New Roman" w:hAnsi="Times New Roman"/>
+          <w:b w:val="1"/>
+          <w:sz w:val="32"/>
+        </w:rPr>
+        <w:t>Скріншот з GitHub:</w:t>
+      </w:r>
+    </w:p>
+    <w:p>
+      <w:pPr>
+        <w:ind w:firstLine="564"/>
+        <w:jc w:val="both"/>
+        <w:rPr>
+          <w:rFonts w:ascii="Times New Roman" w:hAnsi="Times New Roman"/>
+          <w:b w:val="0"/>
+          <w:sz w:val="28"/>
+        </w:rPr>
+      </w:pPr>
+    </w:p>
+    <w:p>
+      <w:pPr>
+        <w:pStyle w:val="P1"/>
+        <w:spacing w:lineRule="auto" w:line="360" w:after="160"/>
+        <w:ind w:firstLine="564" w:left="0"/>
+        <w:jc w:val="both"/>
+        <w:rPr>
+          <w:rFonts w:ascii="Times New Roman" w:hAnsi="Times New Roman"/>
+          <w:sz w:val="28"/>
+        </w:rPr>
+      </w:pPr>
+      <w:r>
+        <w:rPr>
+          <w:rFonts w:ascii="Times New Roman" w:hAnsi="Times New Roman"/>
+          <w:sz w:val="28"/>
+        </w:rPr>
+        <w:t>2)</w:t>
+      </w:r>
+      <w:r>
+        <w:rPr>
+          <w:rFonts w:ascii="Times New Roman" w:hAnsi="Times New Roman"/>
+          <w:sz w:val="28"/>
+        </w:rPr>
+        <w:t>Маючи не відсортований список, елементами якого є словники з двома параметрами (ім’я та оцінка) виконати сортування списку, використовуючи стандартну функцію sorted(). Другим параметром для функції sorted() має бути lambda функція, що повертає ім’я або оцінку із елемента словника.</w:t>
+      </w:r>
+    </w:p>
+    <w:p>
+      <w:pPr>
+        <w:pStyle w:val="P1"/>
+        <w:spacing w:lineRule="auto" w:line="360" w:after="160"/>
+        <w:ind w:firstLine="564" w:left="0"/>
+        <w:jc w:val="both"/>
+        <w:rPr>
+          <w:rFonts w:ascii="Times New Roman" w:hAnsi="Times New Roman"/>
+          <w:b w:val="1"/>
+          <w:sz w:val="32"/>
+        </w:rPr>
+      </w:pPr>
+      <w:r>
+        <w:rPr>
+          <w:rFonts w:ascii="Times New Roman" w:hAnsi="Times New Roman"/>
+          <w:b w:val="1"/>
+          <w:sz w:val="32"/>
+        </w:rPr>
+        <w:t>Хід виконання прог</w:t>
+      </w:r>
+      <w:r>
+        <w:rPr>
+          <w:rFonts w:ascii="Times New Roman" w:hAnsi="Times New Roman"/>
+          <w:b w:val="1"/>
+          <w:sz w:val="32"/>
+        </w:rPr>
+        <w:t>рами</w:t>
+      </w:r>
+      <w:r>
+        <w:rPr>
+          <w:rFonts w:ascii="Times New Roman" w:hAnsi="Times New Roman"/>
+          <w:b w:val="1"/>
+          <w:sz w:val="32"/>
+        </w:rPr>
+        <w:t>:</w:t>
+      </w:r>
+    </w:p>
+    <w:p>
+      <w:pPr>
+        <w:pStyle w:val="P1"/>
+        <w:spacing w:lineRule="auto" w:line="360" w:after="160"/>
+        <w:ind w:hanging="0" w:left="0"/>
+        <w:jc w:val="center"/>
+        <w:rPr>
+          <w:rFonts w:ascii="Times New Roman" w:hAnsi="Times New Roman"/>
+          <w:b w:val="0"/>
+          <w:sz w:val="28"/>
+        </w:rPr>
+      </w:pPr>
+      <w:r>
+        <w:drawing>
+          <wp:inline xmlns:wp="http://schemas.openxmlformats.org/drawingml/2006/wordprocessingDrawing">
+            <wp:extent cx="2598420" cy="2575560"/>
+            <wp:docPr id="51" name="Picture 51"/>
+            <a:graphic xmlns:a="http://schemas.openxmlformats.org/drawingml/2006/main">
+              <a:graphicData uri="http://schemas.openxmlformats.org/drawingml/2006/picture">
+                <pic:pic xmlns:pic="http://schemas.openxmlformats.org/drawingml/2006/picture">
+                  <pic:nvPicPr>
+                    <pic:cNvPr id="51" name="Picture 51"/>
+                    <pic:cNvPicPr/>
+                  </pic:nvPicPr>
+                  <pic:blipFill>
+                    <a:blip xmlns:r="http://schemas.openxmlformats.org/officeDocument/2006/relationships" r:embed="Relimage50"/>
+                    <a:stretch>
+                      <a:fillRect/>
+                    </a:stretch>
+                  </pic:blipFill>
+                  <pic:spPr>
+                    <a:xfrm>
+                      <a:off x="0" y="0"/>
+                      <a:ext cx="2598420" cy="2575560"/>
+                    </a:xfrm>
+                    <a:prstGeom prst="rect"/>
+                    <a:noFill/>
+                  </pic:spPr>
+                </pic:pic>
+              </a:graphicData>
+            </a:graphic>
+          </wp:inline>
+        </w:drawing>
+      </w:r>
+    </w:p>
+    <w:p>
+      <w:pPr>
+        <w:pStyle w:val="P1"/>
+        <w:spacing w:lineRule="auto" w:line="360" w:after="160"/>
+        <w:ind w:firstLine="564" w:left="0"/>
+        <w:jc w:val="both"/>
+        <w:rPr>
+          <w:rFonts w:ascii="Times New Roman" w:hAnsi="Times New Roman"/>
+          <w:b w:val="1"/>
+          <w:sz w:val="32"/>
+        </w:rPr>
+      </w:pPr>
+      <w:r>
+        <w:rPr>
+          <w:rFonts w:ascii="Times New Roman" w:hAnsi="Times New Roman"/>
+          <w:b w:val="1"/>
+          <w:sz w:val="32"/>
+        </w:rPr>
+        <w:t>Т</w:t>
+      </w:r>
+      <w:r>
+        <w:rPr>
+          <w:rFonts w:ascii="Times New Roman" w:hAnsi="Times New Roman"/>
+          <w:b w:val="1"/>
+          <w:sz w:val="32"/>
+        </w:rPr>
+        <w:t>екст програми</w:t>
+      </w:r>
+      <w:r>
+        <w:rPr>
+          <w:rFonts w:ascii="Times New Roman" w:hAnsi="Times New Roman"/>
+          <w:b w:val="1"/>
+          <w:sz w:val="32"/>
+        </w:rPr>
+        <w:t>:</w:t>
+      </w:r>
+    </w:p>
+    <w:p>
+      <w:pPr>
+        <w:pStyle w:val="P1"/>
+        <w:spacing w:lineRule="auto" w:line="360" w:after="160"/>
+        <w:ind w:firstLine="564" w:left="0"/>
+        <w:jc w:val="both"/>
+        <w:rPr>
+          <w:rFonts w:ascii="Times New Roman" w:hAnsi="Times New Roman"/>
+          <w:b w:val="0"/>
+          <w:sz w:val="28"/>
+        </w:rPr>
+      </w:pPr>
+      <w:r>
+        <w:drawing>
+          <wp:inline xmlns:wp="http://schemas.openxmlformats.org/drawingml/2006/wordprocessingDrawing">
+            <wp:extent cx="5734685" cy="2560320"/>
+            <wp:docPr id="52" name="Picture 52"/>
+            <a:graphic xmlns:a="http://schemas.openxmlformats.org/drawingml/2006/main">
+              <a:graphicData uri="http://schemas.openxmlformats.org/drawingml/2006/picture">
+                <pic:pic xmlns:pic="http://schemas.openxmlformats.org/drawingml/2006/picture">
+                  <pic:nvPicPr>
+                    <pic:cNvPr id="52" name="Picture 52"/>
+                    <pic:cNvPicPr/>
+                  </pic:nvPicPr>
+                  <pic:blipFill>
+                    <a:blip xmlns:r="http://schemas.openxmlformats.org/officeDocument/2006/relationships" r:embed="Relimage51"/>
+                    <a:stretch>
+                      <a:fillRect/>
+                    </a:stretch>
+                  </pic:blipFill>
+                  <pic:spPr>
+                    <a:xfrm>
+                      <a:off x="0" y="0"/>
+                      <a:ext cx="5734685" cy="2560320"/>
+                    </a:xfrm>
+                    <a:prstGeom prst="rect"/>
+                    <a:noFill/>
+                  </pic:spPr>
+                </pic:pic>
+              </a:graphicData>
+            </a:graphic>
+          </wp:inline>
+        </w:drawing>
+      </w:r>
+    </w:p>
+    <w:p>
+      <w:pPr>
+        <w:spacing w:after="160"/>
+        <w:ind w:firstLine="564"/>
+        <w:jc w:val="both"/>
+        <w:rPr>
+          <w:rFonts w:ascii="Times New Roman" w:hAnsi="Times New Roman"/>
+          <w:b w:val="1"/>
+          <w:sz w:val="28"/>
+        </w:rPr>
+      </w:pPr>
+      <w:r>
+        <w:rPr>
+          <w:rFonts w:ascii="Times New Roman" w:hAnsi="Times New Roman"/>
+          <w:b w:val="1"/>
+          <w:sz w:val="28"/>
+        </w:rPr>
+        <w:t>Посилання на github:</w:t>
+      </w:r>
+    </w:p>
+    <w:p>
+      <w:pPr>
+        <w:spacing w:after="160"/>
+        <w:ind w:firstLine="564"/>
+        <w:jc w:val="both"/>
+        <w:rPr>
+          <w:rFonts w:ascii="Times New Roman" w:hAnsi="Times New Roman"/>
+          <w:sz w:val="28"/>
+        </w:rPr>
+      </w:pPr>
+      <w:r>
+        <w:rPr>
+          <w:rFonts w:ascii="Times New Roman" w:hAnsi="Times New Roman"/>
+          <w:sz w:val="28"/>
+        </w:rPr>
+        <w:fldChar w:fldCharType="begin"/>
+      </w:r>
+      <w:r>
+        <w:rPr>
+          <w:rFonts w:ascii="Times New Roman" w:hAnsi="Times New Roman"/>
+          <w:sz w:val="28"/>
+        </w:rPr>
+        <w:instrText>HYPERLINK "https://github.com/XXDXYX/TP-KB-242-Kolenichenko-Dmytro.git"</w:instrText>
+      </w:r>
+      <w:r>
+        <w:rPr>
+          <w:rFonts w:ascii="Times New Roman" w:hAnsi="Times New Roman"/>
+          <w:sz w:val="28"/>
+        </w:rPr>
+        <w:fldChar w:fldCharType="separate"/>
+      </w:r>
+      <w:r>
+        <w:rPr>
+          <w:rStyle w:val="C2"/>
+          <w:rFonts w:ascii="Times New Roman" w:hAnsi="Times New Roman"/>
+          <w:sz w:val="28"/>
+        </w:rPr>
+        <w:t>https://github.com/XXDXYX/TP-KB-242-Kolenichenko-Dmytro.git</w:t>
+      </w:r>
+      <w:r>
+        <w:rPr>
+          <w:rFonts w:ascii="Times New Roman" w:hAnsi="Times New Roman"/>
+          <w:sz w:val="28"/>
+        </w:rPr>
+        <w:fldChar w:fldCharType="end"/>
+      </w:r>
+    </w:p>
+    <w:p>
+      <w:pPr>
+        <w:spacing w:after="160"/>
+        <w:ind w:firstLine="564"/>
+        <w:jc w:val="both"/>
+        <w:rPr>
+          <w:rFonts w:ascii="Times New Roman" w:hAnsi="Times New Roman"/>
+          <w:b w:val="1"/>
+          <w:sz w:val="28"/>
+        </w:rPr>
+      </w:pPr>
+      <w:r>
+        <w:rPr>
+          <w:rFonts w:ascii="Times New Roman" w:hAnsi="Times New Roman"/>
+          <w:b w:val="1"/>
+          <w:sz w:val="28"/>
+        </w:rPr>
+        <w:t>Скріншот з GitHub:</w:t>
+      </w:r>
+    </w:p>
+    <w:p>
+      <w:pPr>
+        <w:pStyle w:val="P1"/>
+        <w:spacing w:lineRule="auto" w:line="360" w:after="160"/>
+        <w:ind w:firstLine="564" w:left="0"/>
         <w:jc w:val="both"/>
         <w:rPr>
           <w:rFonts w:ascii="Times New Roman" w:hAnsi="Times New Roman"/>
@@ -5418,7 +5965,7 @@
       <w:lvlText w:val="%1)"/>
       <w:lvlJc w:val="left"/>
       <w:pPr>
-        <w:spacing w:lineRule="auto" w:line="240" w:after="0"/>
+        <w:spacing w:lineRule="auto" w:line="240" w:after="0" w:beforeAutospacing="0" w:afterAutospacing="0"/>
         <w:ind w:hanging="360" w:left="720"/>
       </w:pPr>
       <w:rPr/>
@@ -5430,7 +5977,7 @@
       <w:lvlText w:val="%2."/>
       <w:lvlJc w:val="left"/>
       <w:pPr>
-        <w:spacing w:lineRule="auto" w:line="240" w:after="0"/>
+        <w:spacing w:lineRule="auto" w:line="240" w:after="0" w:beforeAutospacing="0" w:afterAutospacing="0"/>
         <w:ind w:hanging="360" w:left="1440"/>
       </w:pPr>
       <w:rPr/>
@@ -5442,7 +5989,7 @@
       <w:lvlText w:val="%3."/>
       <w:lvlJc w:val="right"/>
       <w:pPr>
-        <w:spacing w:lineRule="auto" w:line="240" w:after="0"/>
+        <w:spacing w:lineRule="auto" w:line="240" w:after="0" w:beforeAutospacing="0" w:afterAutospacing="0"/>
         <w:ind w:hanging="180" w:left="2160"/>
       </w:pPr>
       <w:rPr/>
@@ -5454,7 +6001,7 @@
       <w:lvlText w:val="%4."/>
       <w:lvlJc w:val="left"/>
       <w:pPr>
-        <w:spacing w:lineRule="auto" w:line="240" w:after="0"/>
+        <w:spacing w:lineRule="auto" w:line="240" w:after="0" w:beforeAutospacing="0" w:afterAutospacing="0"/>
         <w:ind w:hanging="360" w:left="2880"/>
       </w:pPr>
       <w:rPr/>
@@ -5466,7 +6013,7 @@
       <w:lvlText w:val="%5."/>
       <w:lvlJc w:val="left"/>
       <w:pPr>
-        <w:spacing w:lineRule="auto" w:line="240" w:after="0"/>
+        <w:spacing w:lineRule="auto" w:line="240" w:after="0" w:beforeAutospacing="0" w:afterAutospacing="0"/>
         <w:ind w:hanging="360" w:left="3600"/>
       </w:pPr>
       <w:rPr/>
@@ -5478,7 +6025,7 @@
       <w:lvlText w:val="%6."/>
       <w:lvlJc w:val="right"/>
       <w:pPr>
-        <w:spacing w:lineRule="auto" w:line="240" w:after="0"/>
+        <w:spacing w:lineRule="auto" w:line="240" w:after="0" w:beforeAutospacing="0" w:afterAutospacing="0"/>
         <w:ind w:hanging="180" w:left="4320"/>
       </w:pPr>
       <w:rPr/>
@@ -5490,7 +6037,7 @@
       <w:lvlText w:val="%7."/>
       <w:lvlJc w:val="left"/>
       <w:pPr>
-        <w:spacing w:lineRule="auto" w:line="240" w:after="0"/>
+        <w:spacing w:lineRule="auto" w:line="240" w:after="0" w:beforeAutospacing="0" w:afterAutospacing="0"/>
         <w:ind w:hanging="360" w:left="5040"/>
       </w:pPr>
       <w:rPr/>
@@ -5502,7 +6049,7 @@
       <w:lvlText w:val="%8."/>
       <w:lvlJc w:val="left"/>
       <w:pPr>
-        <w:spacing w:lineRule="auto" w:line="240" w:after="0"/>
+        <w:spacing w:lineRule="auto" w:line="240" w:after="0" w:beforeAutospacing="0" w:afterAutospacing="0"/>
         <w:ind w:hanging="360" w:left="5760"/>
       </w:pPr>
       <w:rPr/>
@@ -5514,6 +6061,118 @@
       <w:lvlText w:val="%9."/>
       <w:lvlJc w:val="right"/>
       <w:pPr>
+        <w:spacing w:lineRule="auto" w:line="240" w:after="0" w:beforeAutospacing="0" w:afterAutospacing="0"/>
+        <w:ind w:hanging="180" w:left="6480"/>
+      </w:pPr>
+      <w:rPr/>
+    </w:lvl>
+  </w:abstractNum>
+  <w:abstractNum w:abstractNumId="2">
+    <w:nsid w:val="18B75029"/>
+    <w:multiLevelType w:val="hybridMultilevel"/>
+    <w:lvl w:ilvl="0" w:tplc="04090011">
+      <w:start w:val="1"/>
+      <w:numFmt w:val="decimal"/>
+      <w:suff w:val="tab"/>
+      <w:lvlText w:val="%1)"/>
+      <w:lvlJc w:val="left"/>
+      <w:pPr>
+        <w:spacing w:lineRule="auto" w:line="240" w:after="0"/>
+        <w:ind w:hanging="360" w:left="720"/>
+      </w:pPr>
+      <w:rPr/>
+    </w:lvl>
+    <w:lvl w:ilvl="1" w:tplc="04090019">
+      <w:start w:val="1"/>
+      <w:numFmt w:val="lowerLetter"/>
+      <w:suff w:val="tab"/>
+      <w:lvlText w:val="%2."/>
+      <w:lvlJc w:val="left"/>
+      <w:pPr>
+        <w:spacing w:lineRule="auto" w:line="240" w:after="0"/>
+        <w:ind w:hanging="360" w:left="1440"/>
+      </w:pPr>
+      <w:rPr/>
+    </w:lvl>
+    <w:lvl w:ilvl="2" w:tplc="0409001B">
+      <w:start w:val="1"/>
+      <w:numFmt w:val="lowerRoman"/>
+      <w:suff w:val="tab"/>
+      <w:lvlText w:val="%3."/>
+      <w:lvlJc w:val="right"/>
+      <w:pPr>
+        <w:spacing w:lineRule="auto" w:line="240" w:after="0"/>
+        <w:ind w:hanging="180" w:left="2160"/>
+      </w:pPr>
+      <w:rPr/>
+    </w:lvl>
+    <w:lvl w:ilvl="3" w:tplc="0409000F">
+      <w:start w:val="1"/>
+      <w:numFmt w:val="decimal"/>
+      <w:suff w:val="tab"/>
+      <w:lvlText w:val="%4."/>
+      <w:lvlJc w:val="left"/>
+      <w:pPr>
+        <w:spacing w:lineRule="auto" w:line="240" w:after="0"/>
+        <w:ind w:hanging="360" w:left="2880"/>
+      </w:pPr>
+      <w:rPr/>
+    </w:lvl>
+    <w:lvl w:ilvl="4" w:tplc="04090019">
+      <w:start w:val="1"/>
+      <w:numFmt w:val="lowerLetter"/>
+      <w:suff w:val="tab"/>
+      <w:lvlText w:val="%5."/>
+      <w:lvlJc w:val="left"/>
+      <w:pPr>
+        <w:spacing w:lineRule="auto" w:line="240" w:after="0"/>
+        <w:ind w:hanging="360" w:left="3600"/>
+      </w:pPr>
+      <w:rPr/>
+    </w:lvl>
+    <w:lvl w:ilvl="5" w:tplc="0409001B">
+      <w:start w:val="1"/>
+      <w:numFmt w:val="lowerRoman"/>
+      <w:suff w:val="tab"/>
+      <w:lvlText w:val="%6."/>
+      <w:lvlJc w:val="right"/>
+      <w:pPr>
+        <w:spacing w:lineRule="auto" w:line="240" w:after="0"/>
+        <w:ind w:hanging="180" w:left="4320"/>
+      </w:pPr>
+      <w:rPr/>
+    </w:lvl>
+    <w:lvl w:ilvl="6" w:tplc="0409000F">
+      <w:start w:val="1"/>
+      <w:numFmt w:val="decimal"/>
+      <w:suff w:val="tab"/>
+      <w:lvlText w:val="%7."/>
+      <w:lvlJc w:val="left"/>
+      <w:pPr>
+        <w:spacing w:lineRule="auto" w:line="240" w:after="0"/>
+        <w:ind w:hanging="360" w:left="5040"/>
+      </w:pPr>
+      <w:rPr/>
+    </w:lvl>
+    <w:lvl w:ilvl="7" w:tplc="04090019">
+      <w:start w:val="1"/>
+      <w:numFmt w:val="lowerLetter"/>
+      <w:suff w:val="tab"/>
+      <w:lvlText w:val="%8."/>
+      <w:lvlJc w:val="left"/>
+      <w:pPr>
+        <w:spacing w:lineRule="auto" w:line="240" w:after="0"/>
+        <w:ind w:hanging="360" w:left="5760"/>
+      </w:pPr>
+      <w:rPr/>
+    </w:lvl>
+    <w:lvl w:ilvl="8" w:tplc="0409001B">
+      <w:start w:val="1"/>
+      <w:numFmt w:val="lowerRoman"/>
+      <w:suff w:val="tab"/>
+      <w:lvlText w:val="%9."/>
+      <w:lvlJc w:val="right"/>
+      <w:pPr>
         <w:spacing w:lineRule="auto" w:line="240" w:after="0"/>
         <w:ind w:hanging="180" w:left="6480"/>
       </w:pPr>
@@ -5525,6 +6184,9 @@
   </w:num>
   <w:num w:numId="2">
     <w:abstractNumId w:val="1"/>
+  </w:num>
+  <w:num w:numId="3">
+    <w:abstractNumId w:val="2"/>
   </w:num>
 </w:numbering>
 </file>

--- a/TP-KB-242-Dmytro-Kolenichenko .docx
+++ b/TP-KB-242-Dmytro-Kolenichenko .docx
@@ -5113,7 +5113,7 @@
     </w:p>
     <w:p>
       <w:pPr>
-        <w:spacing w:after="160"/>
+        <w:spacing w:after="160" w:beforeAutospacing="0" w:afterAutospacing="0"/>
         <w:jc w:val="center"/>
         <w:rPr>
           <w:rFonts w:ascii="Times New Roman" w:hAnsi="Times New Roman"/>
@@ -5132,7 +5132,7 @@
     </w:p>
     <w:p>
       <w:pPr>
-        <w:spacing w:lineRule="auto" w:line="360" w:after="160"/>
+        <w:spacing w:lineRule="auto" w:line="360" w:after="160" w:beforeAutospacing="0" w:afterAutospacing="0"/>
         <w:jc w:val="center"/>
         <w:rPr>
           <w:rFonts w:ascii="Times New Roman" w:hAnsi="Times New Roman"/>
@@ -5146,39 +5146,31 @@
           <w:b w:val="1"/>
           <w:sz w:val="32"/>
         </w:rPr>
-        <w:t>Звіт до Теми №</w:t>
-      </w:r>
-      <w:r>
+        <w:t>Звіт до Теми №6</w:t>
+      </w:r>
+    </w:p>
+    <w:p>
+      <w:pPr>
+        <w:spacing w:lineRule="auto" w:line="360" w:after="160" w:beforeAutospacing="0" w:afterAutospacing="0"/>
+        <w:jc w:val="center"/>
         <w:rPr>
           <w:rFonts w:ascii="Times New Roman" w:hAnsi="Times New Roman"/>
           <w:b w:val="1"/>
           <w:sz w:val="32"/>
         </w:rPr>
-        <w:t>6</w:t>
-      </w:r>
-    </w:p>
-    <w:p>
-      <w:pPr>
-        <w:spacing w:lineRule="auto" w:line="360" w:after="160"/>
-        <w:jc w:val="center"/>
+      </w:pPr>
+      <w:r>
         <w:rPr>
           <w:rFonts w:ascii="Times New Roman" w:hAnsi="Times New Roman"/>
           <w:b w:val="1"/>
           <w:sz w:val="32"/>
         </w:rPr>
-      </w:pPr>
-      <w:r>
-        <w:rPr>
-          <w:rFonts w:ascii="Times New Roman" w:hAnsi="Times New Roman"/>
-          <w:b w:val="1"/>
-          <w:sz w:val="32"/>
-        </w:rPr>
         <w:t>Робота з файлами</w:t>
       </w:r>
     </w:p>
     <w:p>
       <w:pPr>
-        <w:spacing w:lineRule="auto" w:line="360" w:after="160"/>
+        <w:spacing w:lineRule="auto" w:line="360" w:after="160" w:beforeAutospacing="0" w:afterAutospacing="0"/>
         <w:ind w:firstLine="564"/>
         <w:jc w:val="both"/>
         <w:rPr>
@@ -5192,20 +5184,13 @@
           <w:rFonts w:ascii="Times New Roman" w:hAnsi="Times New Roman"/>
           <w:sz w:val="28"/>
         </w:rPr>
-        <w:t>1)</w:t>
-      </w:r>
-      <w:r>
-        <w:rPr>
-          <w:rFonts w:ascii="Times New Roman" w:hAnsi="Times New Roman"/>
-          <w:sz w:val="28"/>
-        </w:rPr>
-        <w:t>Розробити механізм логування всіх дій, що виконує програма. Забезпечити зберігання інформації про введені данні, виконану операцію та результат виконання операції над даними.</w:t>
+        <w:t>1)Розробити механізм логування всіх дій, що виконує програма. Забезпечити зберігання інформації про введені данні, виконану операцію та результат виконання операції над даними.</w:t>
       </w:r>
     </w:p>
     <w:p>
       <w:pPr>
         <w:pStyle w:val="P1"/>
-        <w:spacing w:lineRule="auto" w:line="360" w:after="160"/>
+        <w:spacing w:lineRule="auto" w:line="360" w:after="160" w:beforeAutospacing="0" w:afterAutospacing="0"/>
         <w:ind w:firstLine="564" w:left="0"/>
         <w:jc w:val="both"/>
         <w:rPr>
@@ -5282,15 +5267,7 @@
           <w:b w:val="1"/>
           <w:sz w:val="32"/>
         </w:rPr>
-        <w:t>Текст програми</w:t>
-      </w:r>
-      <w:r>
-        <w:rPr>
-          <w:rFonts w:ascii="Times New Roman" w:hAnsi="Times New Roman"/>
-          <w:b w:val="1"/>
-          <w:sz w:val="32"/>
-        </w:rPr>
-        <w:t>:</w:t>
+        <w:t>Текст програми:</w:t>
       </w:r>
     </w:p>
     <w:p>
@@ -5435,7 +5412,7 @@
     </w:p>
     <w:p>
       <w:pPr>
-        <w:spacing w:after="160"/>
+        <w:spacing w:after="160" w:beforeAutospacing="0" w:afterAutospacing="0"/>
         <w:ind w:firstLine="564"/>
         <w:jc w:val="both"/>
         <w:rPr>
@@ -5501,7 +5478,7 @@
     </w:p>
     <w:p>
       <w:pPr>
-        <w:spacing w:after="160"/>
+        <w:spacing w:after="160" w:beforeAutospacing="0" w:afterAutospacing="0"/>
         <w:ind w:firstLine="564"/>
         <w:jc w:val="both"/>
         <w:rPr>
@@ -5523,82 +5500,6 @@
       <w:pPr>
         <w:ind w:firstLine="564"/>
         <w:jc w:val="both"/>
-        <w:rPr>
-          <w:rFonts w:ascii="Times New Roman" w:hAnsi="Times New Roman"/>
-          <w:b w:val="0"/>
-          <w:sz w:val="28"/>
-        </w:rPr>
-      </w:pPr>
-    </w:p>
-    <w:p>
-      <w:pPr>
-        <w:pStyle w:val="P1"/>
-        <w:spacing w:lineRule="auto" w:line="360" w:after="160"/>
-        <w:ind w:firstLine="564" w:left="0"/>
-        <w:jc w:val="both"/>
-        <w:rPr>
-          <w:rFonts w:ascii="Times New Roman" w:hAnsi="Times New Roman"/>
-          <w:sz w:val="28"/>
-        </w:rPr>
-      </w:pPr>
-      <w:r>
-        <w:rPr>
-          <w:rFonts w:ascii="Times New Roman" w:hAnsi="Times New Roman"/>
-          <w:sz w:val="28"/>
-        </w:rPr>
-        <w:t>2)</w:t>
-      </w:r>
-      <w:r>
-        <w:rPr>
-          <w:rFonts w:ascii="Times New Roman" w:hAnsi="Times New Roman"/>
-          <w:sz w:val="28"/>
-        </w:rPr>
-        <w:t>Маючи не відсортований список, елементами якого є словники з двома параметрами (ім’я та оцінка) виконати сортування списку, використовуючи стандартну функцію sorted(). Другим параметром для функції sorted() має бути lambda функція, що повертає ім’я або оцінку із елемента словника.</w:t>
-      </w:r>
-    </w:p>
-    <w:p>
-      <w:pPr>
-        <w:pStyle w:val="P1"/>
-        <w:spacing w:lineRule="auto" w:line="360" w:after="160"/>
-        <w:ind w:firstLine="564" w:left="0"/>
-        <w:jc w:val="both"/>
-        <w:rPr>
-          <w:rFonts w:ascii="Times New Roman" w:hAnsi="Times New Roman"/>
-          <w:b w:val="1"/>
-          <w:sz w:val="32"/>
-        </w:rPr>
-      </w:pPr>
-      <w:r>
-        <w:rPr>
-          <w:rFonts w:ascii="Times New Roman" w:hAnsi="Times New Roman"/>
-          <w:b w:val="1"/>
-          <w:sz w:val="32"/>
-        </w:rPr>
-        <w:t>Хід виконання прог</w:t>
-      </w:r>
-      <w:r>
-        <w:rPr>
-          <w:rFonts w:ascii="Times New Roman" w:hAnsi="Times New Roman"/>
-          <w:b w:val="1"/>
-          <w:sz w:val="32"/>
-        </w:rPr>
-        <w:t>рами</w:t>
-      </w:r>
-      <w:r>
-        <w:rPr>
-          <w:rFonts w:ascii="Times New Roman" w:hAnsi="Times New Roman"/>
-          <w:b w:val="1"/>
-          <w:sz w:val="32"/>
-        </w:rPr>
-        <w:t>:</w:t>
-      </w:r>
-    </w:p>
-    <w:p>
-      <w:pPr>
-        <w:pStyle w:val="P1"/>
-        <w:spacing w:lineRule="auto" w:line="360" w:after="160"/>
-        <w:ind w:hanging="0" w:left="0"/>
-        <w:jc w:val="center"/>
         <w:rPr>
           <w:rFonts w:ascii="Times New Roman" w:hAnsi="Times New Roman"/>
           <w:b w:val="0"/>
@@ -5608,7 +5509,7 @@
       <w:r>
         <w:drawing>
           <wp:inline xmlns:wp="http://schemas.openxmlformats.org/drawingml/2006/wordprocessingDrawing">
-            <wp:extent cx="2598420" cy="2575560"/>
+            <wp:extent cx="5204460" cy="6827520"/>
             <wp:docPr id="51" name="Picture 51"/>
             <a:graphic xmlns:a="http://schemas.openxmlformats.org/drawingml/2006/main">
               <a:graphicData uri="http://schemas.openxmlformats.org/drawingml/2006/picture">
@@ -5626,7 +5527,7 @@
                   <pic:spPr>
                     <a:xfrm>
                       <a:off x="0" y="0"/>
-                      <a:ext cx="2598420" cy="2575560"/>
+                      <a:ext cx="5204460" cy="6827520"/>
                     </a:xfrm>
                     <a:prstGeom prst="rect"/>
                     <a:noFill/>
@@ -5641,11 +5542,54 @@
     <w:p>
       <w:pPr>
         <w:pStyle w:val="P1"/>
-        <w:spacing w:lineRule="auto" w:line="360" w:after="160"/>
+        <w:spacing w:lineRule="auto" w:line="360" w:after="160" w:beforeAutospacing="0" w:afterAutospacing="0"/>
         <w:ind w:firstLine="564" w:left="0"/>
         <w:jc w:val="both"/>
         <w:rPr>
           <w:rFonts w:ascii="Times New Roman" w:hAnsi="Times New Roman"/>
+          <w:sz w:val="28"/>
+        </w:rPr>
+      </w:pPr>
+    </w:p>
+    <w:p>
+      <w:pPr>
+        <w:pStyle w:val="P1"/>
+        <w:spacing w:lineRule="auto" w:line="360" w:after="160" w:beforeAutospacing="0" w:afterAutospacing="0"/>
+        <w:ind w:firstLine="564" w:left="0"/>
+        <w:jc w:val="both"/>
+        <w:rPr>
+          <w:rFonts w:ascii="Times New Roman" w:hAnsi="Times New Roman"/>
+          <w:sz w:val="28"/>
+        </w:rPr>
+      </w:pPr>
+    </w:p>
+    <w:p>
+      <w:pPr>
+        <w:pStyle w:val="P1"/>
+        <w:spacing w:lineRule="auto" w:line="360" w:after="160" w:beforeAutospacing="0" w:afterAutospacing="0"/>
+        <w:ind w:firstLine="564" w:left="0"/>
+        <w:jc w:val="both"/>
+        <w:rPr>
+          <w:rFonts w:ascii="Times New Roman" w:hAnsi="Times New Roman"/>
+          <w:sz w:val="28"/>
+        </w:rPr>
+      </w:pPr>
+      <w:r>
+        <w:rPr>
+          <w:rFonts w:ascii="Times New Roman" w:hAnsi="Times New Roman"/>
+          <w:sz w:val="28"/>
+        </w:rPr>
+        <w:t>2)Маючи не відсортований список, елементами якого є словники з двома параметрами (ім’я та оцінка) виконати сортування списку, використовуючи стандартну функцію sorted(). Другим параметром для функції sorted() має бути lambda функція, що повертає ім’я або оцінку із елемента словника.</w:t>
+      </w:r>
+    </w:p>
+    <w:p>
+      <w:pPr>
+        <w:pStyle w:val="P1"/>
+        <w:spacing w:lineRule="auto" w:line="360" w:after="160" w:beforeAutospacing="0" w:afterAutospacing="0"/>
+        <w:ind w:firstLine="564" w:left="0"/>
+        <w:jc w:val="both"/>
+        <w:rPr>
+          <w:rFonts w:ascii="Times New Roman" w:hAnsi="Times New Roman"/>
           <w:b w:val="1"/>
           <w:sz w:val="32"/>
         </w:rPr>
@@ -5656,31 +5600,15 @@
           <w:b w:val="1"/>
           <w:sz w:val="32"/>
         </w:rPr>
-        <w:t>Т</w:t>
-      </w:r>
-      <w:r>
-        <w:rPr>
-          <w:rFonts w:ascii="Times New Roman" w:hAnsi="Times New Roman"/>
-          <w:b w:val="1"/>
-          <w:sz w:val="32"/>
-        </w:rPr>
-        <w:t>екст програми</w:t>
-      </w:r>
-      <w:r>
-        <w:rPr>
-          <w:rFonts w:ascii="Times New Roman" w:hAnsi="Times New Roman"/>
-          <w:b w:val="1"/>
-          <w:sz w:val="32"/>
-        </w:rPr>
-        <w:t>:</w:t>
+        <w:t>Хід виконання програми:</w:t>
       </w:r>
     </w:p>
     <w:p>
       <w:pPr>
         <w:pStyle w:val="P1"/>
-        <w:spacing w:lineRule="auto" w:line="360" w:after="160"/>
-        <w:ind w:firstLine="564" w:left="0"/>
-        <w:jc w:val="both"/>
+        <w:spacing w:lineRule="auto" w:line="360" w:after="160" w:beforeAutospacing="0" w:afterAutospacing="0"/>
+        <w:ind w:hanging="0" w:left="0"/>
+        <w:jc w:val="center"/>
         <w:rPr>
           <w:rFonts w:ascii="Times New Roman" w:hAnsi="Times New Roman"/>
           <w:b w:val="0"/>
@@ -5690,7 +5618,7 @@
       <w:r>
         <w:drawing>
           <wp:inline xmlns:wp="http://schemas.openxmlformats.org/drawingml/2006/wordprocessingDrawing">
-            <wp:extent cx="5734685" cy="2560320"/>
+            <wp:extent cx="2598420" cy="2575560"/>
             <wp:docPr id="52" name="Picture 52"/>
             <a:graphic xmlns:a="http://schemas.openxmlformats.org/drawingml/2006/main">
               <a:graphicData uri="http://schemas.openxmlformats.org/drawingml/2006/picture">
@@ -5708,6 +5636,72 @@
                   <pic:spPr>
                     <a:xfrm>
                       <a:off x="0" y="0"/>
+                      <a:ext cx="2598420" cy="2575560"/>
+                    </a:xfrm>
+                    <a:prstGeom prst="rect"/>
+                    <a:noFill/>
+                  </pic:spPr>
+                </pic:pic>
+              </a:graphicData>
+            </a:graphic>
+          </wp:inline>
+        </w:drawing>
+      </w:r>
+    </w:p>
+    <w:p>
+      <w:pPr>
+        <w:pStyle w:val="P1"/>
+        <w:spacing w:lineRule="auto" w:line="360" w:after="160" w:beforeAutospacing="0" w:afterAutospacing="0"/>
+        <w:ind w:firstLine="564" w:left="0"/>
+        <w:jc w:val="both"/>
+        <w:rPr>
+          <w:rFonts w:ascii="Times New Roman" w:hAnsi="Times New Roman"/>
+          <w:b w:val="1"/>
+          <w:sz w:val="32"/>
+        </w:rPr>
+      </w:pPr>
+      <w:r>
+        <w:rPr>
+          <w:rFonts w:ascii="Times New Roman" w:hAnsi="Times New Roman"/>
+          <w:b w:val="1"/>
+          <w:sz w:val="32"/>
+        </w:rPr>
+        <w:t>Текст програми:</w:t>
+      </w:r>
+    </w:p>
+    <w:p>
+      <w:pPr>
+        <w:pStyle w:val="P1"/>
+        <w:spacing w:lineRule="auto" w:line="360" w:after="160" w:beforeAutospacing="0" w:afterAutospacing="0"/>
+        <w:ind w:firstLine="564" w:left="0"/>
+        <w:jc w:val="both"/>
+        <w:rPr>
+          <w:rFonts w:ascii="Times New Roman" w:hAnsi="Times New Roman"/>
+          <w:b w:val="0"/>
+          <w:sz w:val="28"/>
+        </w:rPr>
+      </w:pPr>
+      <w:r>
+        <w:drawing>
+          <wp:inline xmlns:wp="http://schemas.openxmlformats.org/drawingml/2006/wordprocessingDrawing">
+            <wp:extent cx="5734685" cy="2560320"/>
+            <wp:docPr id="53" name="Picture 53"/>
+            <a:graphic xmlns:a="http://schemas.openxmlformats.org/drawingml/2006/main">
+              <a:graphicData uri="http://schemas.openxmlformats.org/drawingml/2006/picture">
+                <pic:pic xmlns:pic="http://schemas.openxmlformats.org/drawingml/2006/picture">
+                  <pic:nvPicPr>
+                    <pic:cNvPr id="53" name="Picture 53"/>
+                    <pic:cNvPicPr/>
+                  </pic:nvPicPr>
+                  <pic:blipFill>
+                    <a:blip xmlns:r="http://schemas.openxmlformats.org/officeDocument/2006/relationships" r:embed="Relimage52"/>
+                    <a:stretch>
+                      <a:fillRect/>
+                    </a:stretch>
+                  </pic:blipFill>
+                  <pic:spPr>
+                    <a:xfrm>
+                      <a:off x="0" y="0"/>
                       <a:ext cx="5734685" cy="2560320"/>
                     </a:xfrm>
                     <a:prstGeom prst="rect"/>
@@ -5722,7 +5716,7 @@
     </w:p>
     <w:p>
       <w:pPr>
-        <w:spacing w:after="160"/>
+        <w:spacing w:after="160" w:beforeAutospacing="0" w:afterAutospacing="0"/>
         <w:ind w:firstLine="564"/>
         <w:jc w:val="both"/>
         <w:rPr>
@@ -5742,7 +5736,7 @@
     </w:p>
     <w:p>
       <w:pPr>
-        <w:spacing w:after="160"/>
+        <w:spacing w:after="160" w:beforeAutospacing="0" w:afterAutospacing="0"/>
         <w:ind w:firstLine="564"/>
         <w:jc w:val="both"/>
         <w:rPr>
@@ -5789,7 +5783,7 @@
     </w:p>
     <w:p>
       <w:pPr>
-        <w:spacing w:after="160"/>
+        <w:spacing w:after="160" w:beforeAutospacing="0" w:afterAutospacing="0"/>
         <w:ind w:firstLine="564"/>
         <w:jc w:val="both"/>
         <w:rPr>
@@ -5798,6 +5792,30 @@
           <w:sz w:val="28"/>
         </w:rPr>
       </w:pPr>
+    </w:p>
+    <w:p>
+      <w:pPr>
+        <w:spacing w:after="160" w:beforeAutospacing="0" w:afterAutospacing="0"/>
+        <w:ind w:firstLine="564"/>
+        <w:jc w:val="both"/>
+        <w:rPr>
+          <w:rFonts w:ascii="Times New Roman" w:hAnsi="Times New Roman"/>
+          <w:b w:val="1"/>
+          <w:sz w:val="28"/>
+        </w:rPr>
+      </w:pPr>
+    </w:p>
+    <w:p>
+      <w:pPr>
+        <w:spacing w:after="160" w:beforeAutospacing="0" w:afterAutospacing="0"/>
+        <w:ind w:firstLine="564"/>
+        <w:jc w:val="both"/>
+        <w:rPr>
+          <w:rFonts w:ascii="Times New Roman" w:hAnsi="Times New Roman"/>
+          <w:b w:val="1"/>
+          <w:sz w:val="28"/>
+        </w:rPr>
+      </w:pPr>
       <w:r>
         <w:rPr>
           <w:rFonts w:ascii="Times New Roman" w:hAnsi="Times New Roman"/>
@@ -5809,8 +5827,52 @@
     </w:p>
     <w:p>
       <w:pPr>
+        <w:spacing w:after="160" w:beforeAutospacing="0" w:afterAutospacing="0"/>
+        <w:ind w:firstLine="564"/>
+        <w:jc w:val="both"/>
+        <w:rPr>
+          <w:rFonts w:ascii="Times New Roman" w:hAnsi="Times New Roman"/>
+          <w:b w:val="1"/>
+          <w:sz w:val="28"/>
+        </w:rPr>
+      </w:pPr>
+      <w:r>
+        <w:drawing>
+          <wp:inline xmlns:wp="http://schemas.openxmlformats.org/drawingml/2006/wordprocessingDrawing">
+            <wp:extent cx="4899660" cy="2781300"/>
+            <wp:docPr id="54" name="Picture 54"/>
+            <a:graphic xmlns:a="http://schemas.openxmlformats.org/drawingml/2006/main">
+              <a:graphicData uri="http://schemas.openxmlformats.org/drawingml/2006/picture">
+                <pic:pic xmlns:pic="http://schemas.openxmlformats.org/drawingml/2006/picture">
+                  <pic:nvPicPr>
+                    <pic:cNvPr id="54" name="Picture 54"/>
+                    <pic:cNvPicPr/>
+                  </pic:nvPicPr>
+                  <pic:blipFill>
+                    <a:blip xmlns:r="http://schemas.openxmlformats.org/officeDocument/2006/relationships" r:embed="Relimage53"/>
+                    <a:stretch>
+                      <a:fillRect/>
+                    </a:stretch>
+                  </pic:blipFill>
+                  <pic:spPr>
+                    <a:xfrm>
+                      <a:off x="0" y="0"/>
+                      <a:ext cx="4899660" cy="2781300"/>
+                    </a:xfrm>
+                    <a:prstGeom prst="rect"/>
+                    <a:noFill/>
+                  </pic:spPr>
+                </pic:pic>
+              </a:graphicData>
+            </a:graphic>
+          </wp:inline>
+        </w:drawing>
+      </w:r>
+    </w:p>
+    <w:p>
+      <w:pPr>
         <w:pStyle w:val="P1"/>
-        <w:spacing w:lineRule="auto" w:line="360" w:after="160"/>
+        <w:spacing w:lineRule="auto" w:line="360" w:after="160" w:beforeAutospacing="0" w:afterAutospacing="0"/>
         <w:ind w:firstLine="564" w:left="0"/>
         <w:jc w:val="both"/>
         <w:rPr>
@@ -5819,6 +5881,38 @@
           <w:sz w:val="28"/>
         </w:rPr>
       </w:pPr>
+      <w:r>
+        <w:rPr>
+          <w:rFonts w:ascii="Times New Roman" w:hAnsi="Times New Roman"/>
+          <w:b w:val="0"/>
+          <w:sz w:val="28"/>
+        </w:rPr>
+        <w:t xml:space="preserve">Висновок: </w:t>
+      </w:r>
+      <w:r>
+        <w:rPr>
+          <w:rFonts w:ascii="Times New Roman" w:hAnsi="Times New Roman"/>
+          <w:b w:val="0"/>
+          <w:sz w:val="28"/>
+        </w:rPr>
+        <w:t>Навчився працюват</w:t>
+      </w:r>
+      <w:r>
+        <w:rPr>
+          <w:rFonts w:ascii="Times New Roman" w:hAnsi="Times New Roman"/>
+          <w:b w:val="0"/>
+          <w:sz w:val="28"/>
+        </w:rPr>
+        <w:t>и з файлами</w:t>
+      </w:r>
+      <w:r>
+        <w:rPr>
+          <w:rFonts w:ascii="Times New Roman" w:hAnsi="Times New Roman"/>
+          <w:b w:val="0"/>
+          <w:sz w:val="28"/>
+        </w:rPr>
+        <w:t>.</w:t>
+      </w:r>
     </w:p>
     <w:p>
       <w:pPr>
@@ -6077,7 +6171,7 @@
       <w:lvlText w:val="%1)"/>
       <w:lvlJc w:val="left"/>
       <w:pPr>
-        <w:spacing w:lineRule="auto" w:line="240" w:after="0"/>
+        <w:spacing w:lineRule="auto" w:line="240" w:after="0" w:beforeAutospacing="0" w:afterAutospacing="0"/>
         <w:ind w:hanging="360" w:left="720"/>
       </w:pPr>
       <w:rPr/>
@@ -6089,7 +6183,7 @@
       <w:lvlText w:val="%2."/>
       <w:lvlJc w:val="left"/>
       <w:pPr>
-        <w:spacing w:lineRule="auto" w:line="240" w:after="0"/>
+        <w:spacing w:lineRule="auto" w:line="240" w:after="0" w:beforeAutospacing="0" w:afterAutospacing="0"/>
         <w:ind w:hanging="360" w:left="1440"/>
       </w:pPr>
       <w:rPr/>
@@ -6101,7 +6195,7 @@
       <w:lvlText w:val="%3."/>
       <w:lvlJc w:val="right"/>
       <w:pPr>
-        <w:spacing w:lineRule="auto" w:line="240" w:after="0"/>
+        <w:spacing w:lineRule="auto" w:line="240" w:after="0" w:beforeAutospacing="0" w:afterAutospacing="0"/>
         <w:ind w:hanging="180" w:left="2160"/>
       </w:pPr>
       <w:rPr/>
@@ -6113,7 +6207,7 @@
       <w:lvlText w:val="%4."/>
       <w:lvlJc w:val="left"/>
       <w:pPr>
-        <w:spacing w:lineRule="auto" w:line="240" w:after="0"/>
+        <w:spacing w:lineRule="auto" w:line="240" w:after="0" w:beforeAutospacing="0" w:afterAutospacing="0"/>
         <w:ind w:hanging="360" w:left="2880"/>
       </w:pPr>
       <w:rPr/>
@@ -6125,7 +6219,7 @@
       <w:lvlText w:val="%5."/>
       <w:lvlJc w:val="left"/>
       <w:pPr>
-        <w:spacing w:lineRule="auto" w:line="240" w:after="0"/>
+        <w:spacing w:lineRule="auto" w:line="240" w:after="0" w:beforeAutospacing="0" w:afterAutospacing="0"/>
         <w:ind w:hanging="360" w:left="3600"/>
       </w:pPr>
       <w:rPr/>
@@ -6137,7 +6231,7 @@
       <w:lvlText w:val="%6."/>
       <w:lvlJc w:val="right"/>
       <w:pPr>
-        <w:spacing w:lineRule="auto" w:line="240" w:after="0"/>
+        <w:spacing w:lineRule="auto" w:line="240" w:after="0" w:beforeAutospacing="0" w:afterAutospacing="0"/>
         <w:ind w:hanging="180" w:left="4320"/>
       </w:pPr>
       <w:rPr/>
@@ -6149,7 +6243,7 @@
       <w:lvlText w:val="%7."/>
       <w:lvlJc w:val="left"/>
       <w:pPr>
-        <w:spacing w:lineRule="auto" w:line="240" w:after="0"/>
+        <w:spacing w:lineRule="auto" w:line="240" w:after="0" w:beforeAutospacing="0" w:afterAutospacing="0"/>
         <w:ind w:hanging="360" w:left="5040"/>
       </w:pPr>
       <w:rPr/>
@@ -6161,7 +6255,7 @@
       <w:lvlText w:val="%8."/>
       <w:lvlJc w:val="left"/>
       <w:pPr>
-        <w:spacing w:lineRule="auto" w:line="240" w:after="0"/>
+        <w:spacing w:lineRule="auto" w:line="240" w:after="0" w:beforeAutospacing="0" w:afterAutospacing="0"/>
         <w:ind w:hanging="360" w:left="5760"/>
       </w:pPr>
       <w:rPr/>
@@ -6173,7 +6267,7 @@
       <w:lvlText w:val="%9."/>
       <w:lvlJc w:val="right"/>
       <w:pPr>
-        <w:spacing w:lineRule="auto" w:line="240" w:after="0"/>
+        <w:spacing w:lineRule="auto" w:line="240" w:after="0" w:beforeAutospacing="0" w:afterAutospacing="0"/>
         <w:ind w:hanging="180" w:left="6480"/>
       </w:pPr>
       <w:rPr/>
